--- a/tests/n8PDF.Tests/Fixtures/Minimal/chart-3d-pie-probe.docx
+++ b/tests/n8PDF.Tests/Fixtures/Minimal/chart-3d-pie-probe.docx
@@ -512,6 +512,60 @@
       </w:pPr>
       <w:r>
         <w:t>p60 rotX 40</w:t>
+      </w:r>
+    </w:p>
+    <w:p>
+      <w:pPr>
+        <w:pageBreakBefore/>
+        <w:spacing w:before="0" w:after="0" w:line="240" w:lineRule="auto"/>
+      </w:pPr>
+      <w:r>
+        <w:drawing>
+          <wp:inline distT="0" distB="0" distL="0" distR="0">
+            <wp:extent cx="4572000" cy="2743200"/>
+            <wp:docPr id="2019" name="Chart 2019"/>
+            <a:graphic>
+              <a:graphicData uri="http://schemas.openxmlformats.org/drawingml/2006/chart">
+                <c:chart xmlns:c="http://schemas.openxmlformats.org/drawingml/2006/chart" xmlns:r="http://schemas.openxmlformats.org/officeDocument/2006/relationships" r:id="rIdChart20"/>
+              </a:graphicData>
+            </a:graphic>
+          </wp:inline>
+        </w:drawing>
+      </w:r>
+    </w:p>
+    <w:p>
+      <w:pPr>
+        <w:spacing w:before="0" w:after="0" w:line="240" w:lineRule="auto"/>
+      </w:pPr>
+      <w:r>
+        <w:t>explosion 10</w:t>
+      </w:r>
+    </w:p>
+    <w:p>
+      <w:pPr>
+        <w:pageBreakBefore/>
+        <w:spacing w:before="0" w:after="0" w:line="240" w:lineRule="auto"/>
+      </w:pPr>
+      <w:r>
+        <w:drawing>
+          <wp:inline distT="0" distB="0" distL="0" distR="0">
+            <wp:extent cx="4572000" cy="2743200"/>
+            <wp:docPr id="2021" name="Chart 2021"/>
+            <a:graphic>
+              <a:graphicData uri="http://schemas.openxmlformats.org/drawingml/2006/chart">
+                <c:chart xmlns:c="http://schemas.openxmlformats.org/drawingml/2006/chart" xmlns:r="http://schemas.openxmlformats.org/officeDocument/2006/relationships" r:id="rIdChart22"/>
+              </a:graphicData>
+            </a:graphic>
+          </wp:inline>
+        </w:drawing>
+      </w:r>
+    </w:p>
+    <w:p>
+      <w:pPr>
+        <w:spacing w:before="0" w:after="0" w:line="240" w:lineRule="auto"/>
+      </w:pPr>
+      <w:r>
+        <w:t>explosion 25 blue</w:t>
       </w:r>
     </w:p>
     <w:sectPr>
@@ -1891,6 +1945,246 @@
           <c:dPt>
             <c:idx val="1"/>
             <c:bubble3D val="0"/>
+            <c:spPr>
+              <a:solidFill>
+                <a:srgbClr val="0000FF"/>
+              </a:solidFill>
+              <a:ln>
+                <a:noFill/>
+              </a:ln>
+            </c:spPr>
+          </c:dPt>
+          <c:dPt>
+            <c:idx val="2"/>
+            <c:bubble3D val="0"/>
+            <c:spPr>
+              <a:solidFill>
+                <a:srgbClr val="00C000"/>
+              </a:solidFill>
+              <a:ln>
+                <a:noFill/>
+              </a:ln>
+            </c:spPr>
+          </c:dPt>
+          <c:cat>
+            <c:strRef>
+              <c:f>Sheet1!$A$2:$A$4</c:f>
+              <c:strCache>
+                <c:ptCount val="3"/>
+                <c:pt idx="0">
+                  <c:v>A</c:v>
+                </c:pt>
+                <c:pt idx="1">
+                  <c:v>B</c:v>
+                </c:pt>
+                <c:pt idx="2">
+                  <c:v>C</c:v>
+                </c:pt>
+              </c:strCache>
+            </c:strRef>
+          </c:cat>
+          <c:val>
+            <c:numRef>
+              <c:f>Sheet1!$B$2:$B$4</c:f>
+              <c:numCache>
+                <c:formatCode>General</c:formatCode>
+                <c:ptCount val="3"/>
+                <c:pt idx="0">
+                  <c:v>50</c:v>
+                </c:pt>
+                <c:pt idx="1">
+                  <c:v>30</c:v>
+                </c:pt>
+                <c:pt idx="2">
+                  <c:v>20</c:v>
+                </c:pt>
+              </c:numCache>
+            </c:numRef>
+          </c:val>
+        </c:ser>
+        <c:firstSliceAng val="0"/>
+      </c:pie3DChart>
+    </c:plotArea>
+    <c:plotVisOnly val="1"/>
+  </c:chart>
+</c:chartSpace>
+</file>
+
+<file path=word/charts/chart20.xml><?xml version="1.0" encoding="utf-8"?>
+<c:chartSpace xmlns:c="http://schemas.openxmlformats.org/drawingml/2006/chart" xmlns:a="http://schemas.openxmlformats.org/drawingml/2006/main" xmlns:r="http://schemas.openxmlformats.org/officeDocument/2006/relationships">
+  <c:chart>
+    <c:view3D>
+      <c:rotX val="15"/>
+      <c:rotY val="20"/>
+      <c:rAngAx val="0"/>
+      <c:perspective val="30"/>
+      <c:depthPercent val="100"/>
+      <c:hPercent val="100"/>
+    </c:view3D>
+    <c:plotArea>
+      <c:layout>
+        <c:manualLayout>
+          <c:layoutTarget val="inner"/>
+          <c:xMode val="edge"/>
+          <c:yMode val="edge"/>
+          <c:x val="0.2"/>
+          <c:y val="0.1"/>
+          <c:w val="0.6"/>
+          <c:h val="0.55"/>
+        </c:manualLayout>
+      </c:layout>
+      <c:pie3DChart>
+        <c:varyColors val="0"/>
+        <c:ser>
+          <c:idx val="0"/>
+          <c:order val="0"/>
+          <c:tx>
+            <c:strRef>
+              <c:f>Sheet1!$B$1</c:f>
+              <c:strCache>
+                <c:ptCount val="1"/>
+                <c:pt idx="0">
+                  <c:v>S</c:v>
+                </c:pt>
+              </c:strCache>
+            </c:strRef>
+          </c:tx>
+          <c:dPt>
+            <c:idx val="0"/>
+            <c:bubble3D val="0"/>
+            <c:explosion val="10"/>
+            <c:spPr>
+              <a:solidFill>
+                <a:srgbClr val="FF0000"/>
+              </a:solidFill>
+              <a:ln>
+                <a:noFill/>
+              </a:ln>
+            </c:spPr>
+          </c:dPt>
+          <c:dPt>
+            <c:idx val="1"/>
+            <c:bubble3D val="0"/>
+            <c:spPr>
+              <a:solidFill>
+                <a:srgbClr val="0000FF"/>
+              </a:solidFill>
+              <a:ln>
+                <a:noFill/>
+              </a:ln>
+            </c:spPr>
+          </c:dPt>
+          <c:dPt>
+            <c:idx val="2"/>
+            <c:bubble3D val="0"/>
+            <c:spPr>
+              <a:solidFill>
+                <a:srgbClr val="00C000"/>
+              </a:solidFill>
+              <a:ln>
+                <a:noFill/>
+              </a:ln>
+            </c:spPr>
+          </c:dPt>
+          <c:cat>
+            <c:strRef>
+              <c:f>Sheet1!$A$2:$A$4</c:f>
+              <c:strCache>
+                <c:ptCount val="3"/>
+                <c:pt idx="0">
+                  <c:v>A</c:v>
+                </c:pt>
+                <c:pt idx="1">
+                  <c:v>B</c:v>
+                </c:pt>
+                <c:pt idx="2">
+                  <c:v>C</c:v>
+                </c:pt>
+              </c:strCache>
+            </c:strRef>
+          </c:cat>
+          <c:val>
+            <c:numRef>
+              <c:f>Sheet1!$B$2:$B$4</c:f>
+              <c:numCache>
+                <c:formatCode>General</c:formatCode>
+                <c:ptCount val="3"/>
+                <c:pt idx="0">
+                  <c:v>50</c:v>
+                </c:pt>
+                <c:pt idx="1">
+                  <c:v>30</c:v>
+                </c:pt>
+                <c:pt idx="2">
+                  <c:v>20</c:v>
+                </c:pt>
+              </c:numCache>
+            </c:numRef>
+          </c:val>
+        </c:ser>
+        <c:firstSliceAng val="0"/>
+      </c:pie3DChart>
+    </c:plotArea>
+    <c:plotVisOnly val="1"/>
+  </c:chart>
+</c:chartSpace>
+</file>
+
+<file path=word/charts/chart22.xml><?xml version="1.0" encoding="utf-8"?>
+<c:chartSpace xmlns:c="http://schemas.openxmlformats.org/drawingml/2006/chart" xmlns:a="http://schemas.openxmlformats.org/drawingml/2006/main" xmlns:r="http://schemas.openxmlformats.org/officeDocument/2006/relationships">
+  <c:chart>
+    <c:view3D>
+      <c:rotX val="15"/>
+      <c:rotY val="20"/>
+      <c:rAngAx val="0"/>
+      <c:perspective val="30"/>
+      <c:depthPercent val="100"/>
+      <c:hPercent val="100"/>
+    </c:view3D>
+    <c:plotArea>
+      <c:layout>
+        <c:manualLayout>
+          <c:layoutTarget val="inner"/>
+          <c:xMode val="edge"/>
+          <c:yMode val="edge"/>
+          <c:x val="0.2"/>
+          <c:y val="0.1"/>
+          <c:w val="0.6"/>
+          <c:h val="0.55"/>
+        </c:manualLayout>
+      </c:layout>
+      <c:pie3DChart>
+        <c:varyColors val="0"/>
+        <c:ser>
+          <c:idx val="0"/>
+          <c:order val="0"/>
+          <c:tx>
+            <c:strRef>
+              <c:f>Sheet1!$B$1</c:f>
+              <c:strCache>
+                <c:ptCount val="1"/>
+                <c:pt idx="0">
+                  <c:v>S</c:v>
+                </c:pt>
+              </c:strCache>
+            </c:strRef>
+          </c:tx>
+          <c:dPt>
+            <c:idx val="0"/>
+            <c:bubble3D val="0"/>
+            <c:spPr>
+              <a:solidFill>
+                <a:srgbClr val="FF0000"/>
+              </a:solidFill>
+              <a:ln>
+                <a:noFill/>
+              </a:ln>
+            </c:spPr>
+          </c:dPt>
+          <c:dPt>
+            <c:idx val="1"/>
+            <c:bubble3D val="0"/>
+            <c:explosion val="25"/>
             <c:spPr>
               <a:solidFill>
                 <a:srgbClr val="0000FF"/>

--- a/tests/n8PDF.Tests/Fixtures/Minimal/chart-3d-pie-probe.docx
+++ b/tests/n8PDF.Tests/Fixtures/Minimal/chart-3d-pie-probe.docx
@@ -566,6 +566,114 @@
       </w:pPr>
       <w:r>
         <w:t>explosion 25 blue</w:t>
+      </w:r>
+    </w:p>
+    <w:p>
+      <w:pPr>
+        <w:pageBreakBefore/>
+        <w:spacing w:before="0" w:after="0" w:line="240" w:lineRule="auto"/>
+      </w:pPr>
+      <w:r>
+        <w:drawing>
+          <wp:inline distT="0" distB="0" distL="0" distR="0">
+            <wp:extent cx="4572000" cy="2743200"/>
+            <wp:docPr id="2022" name="Chart 2022"/>
+            <a:graphic>
+              <a:graphicData uri="http://schemas.openxmlformats.org/drawingml/2006/chart">
+                <c:chart xmlns:c="http://schemas.openxmlformats.org/drawingml/2006/chart" xmlns:r="http://schemas.openxmlformats.org/officeDocument/2006/relationships" r:id="rIdChart23"/>
+              </a:graphicData>
+            </a:graphic>
+          </wp:inline>
+        </w:drawing>
+      </w:r>
+    </w:p>
+    <w:p>
+      <w:pPr>
+        <w:spacing w:before="0" w:after="0" w:line="240" w:lineRule="auto"/>
+      </w:pPr>
+      <w:r>
+        <w:t>p0 hPercent 50</w:t>
+      </w:r>
+    </w:p>
+    <w:p>
+      <w:pPr>
+        <w:pageBreakBefore/>
+        <w:spacing w:before="0" w:after="0" w:line="240" w:lineRule="auto"/>
+      </w:pPr>
+      <w:r>
+        <w:drawing>
+          <wp:inline distT="0" distB="0" distL="0" distR="0">
+            <wp:extent cx="4572000" cy="2743200"/>
+            <wp:docPr id="2023" name="Chart 2023"/>
+            <a:graphic>
+              <a:graphicData uri="http://schemas.openxmlformats.org/drawingml/2006/chart">
+                <c:chart xmlns:c="http://schemas.openxmlformats.org/drawingml/2006/chart" xmlns:r="http://schemas.openxmlformats.org/officeDocument/2006/relationships" r:id="rIdChart24"/>
+              </a:graphicData>
+            </a:graphic>
+          </wp:inline>
+        </w:drawing>
+      </w:r>
+    </w:p>
+    <w:p>
+      <w:pPr>
+        <w:spacing w:before="0" w:after="0" w:line="240" w:lineRule="auto"/>
+      </w:pPr>
+      <w:r>
+        <w:t>p0 hPercent 100</w:t>
+      </w:r>
+    </w:p>
+    <w:p>
+      <w:pPr>
+        <w:pageBreakBefore/>
+        <w:spacing w:before="0" w:after="0" w:line="240" w:lineRule="auto"/>
+      </w:pPr>
+      <w:r>
+        <w:drawing>
+          <wp:inline distT="0" distB="0" distL="0" distR="0">
+            <wp:extent cx="4572000" cy="2743200"/>
+            <wp:docPr id="2024" name="Chart 2024"/>
+            <a:graphic>
+              <a:graphicData uri="http://schemas.openxmlformats.org/drawingml/2006/chart">
+                <c:chart xmlns:c="http://schemas.openxmlformats.org/drawingml/2006/chart" xmlns:r="http://schemas.openxmlformats.org/officeDocument/2006/relationships" r:id="rIdChart25"/>
+              </a:graphicData>
+            </a:graphic>
+          </wp:inline>
+        </w:drawing>
+      </w:r>
+    </w:p>
+    <w:p>
+      <w:pPr>
+        <w:spacing w:before="0" w:after="0" w:line="240" w:lineRule="auto"/>
+      </w:pPr>
+      <w:r>
+        <w:t>p0 hPercent 150</w:t>
+      </w:r>
+    </w:p>
+    <w:p>
+      <w:pPr>
+        <w:pageBreakBefore/>
+        <w:spacing w:before="0" w:after="0" w:line="240" w:lineRule="auto"/>
+      </w:pPr>
+      <w:r>
+        <w:drawing>
+          <wp:inline distT="0" distB="0" distL="0" distR="0">
+            <wp:extent cx="4572000" cy="2743200"/>
+            <wp:docPr id="2025" name="Chart 2025"/>
+            <a:graphic>
+              <a:graphicData uri="http://schemas.openxmlformats.org/drawingml/2006/chart">
+                <c:chart xmlns:c="http://schemas.openxmlformats.org/drawingml/2006/chart" xmlns:r="http://schemas.openxmlformats.org/officeDocument/2006/relationships" r:id="rIdChart26"/>
+              </a:graphicData>
+            </a:graphic>
+          </wp:inline>
+        </w:drawing>
+      </w:r>
+    </w:p>
+    <w:p>
+      <w:pPr>
+        <w:spacing w:before="0" w:after="0" w:line="240" w:lineRule="auto"/>
+      </w:pPr>
+      <w:r>
+        <w:t>p0 hPercent 200</w:t>
       </w:r>
     </w:p>
     <w:sectPr>
@@ -2185,6 +2293,482 @@
             <c:idx val="1"/>
             <c:bubble3D val="0"/>
             <c:explosion val="25"/>
+            <c:spPr>
+              <a:solidFill>
+                <a:srgbClr val="0000FF"/>
+              </a:solidFill>
+              <a:ln>
+                <a:noFill/>
+              </a:ln>
+            </c:spPr>
+          </c:dPt>
+          <c:dPt>
+            <c:idx val="2"/>
+            <c:bubble3D val="0"/>
+            <c:spPr>
+              <a:solidFill>
+                <a:srgbClr val="00C000"/>
+              </a:solidFill>
+              <a:ln>
+                <a:noFill/>
+              </a:ln>
+            </c:spPr>
+          </c:dPt>
+          <c:cat>
+            <c:strRef>
+              <c:f>Sheet1!$A$2:$A$4</c:f>
+              <c:strCache>
+                <c:ptCount val="3"/>
+                <c:pt idx="0">
+                  <c:v>A</c:v>
+                </c:pt>
+                <c:pt idx="1">
+                  <c:v>B</c:v>
+                </c:pt>
+                <c:pt idx="2">
+                  <c:v>C</c:v>
+                </c:pt>
+              </c:strCache>
+            </c:strRef>
+          </c:cat>
+          <c:val>
+            <c:numRef>
+              <c:f>Sheet1!$B$2:$B$4</c:f>
+              <c:numCache>
+                <c:formatCode>General</c:formatCode>
+                <c:ptCount val="3"/>
+                <c:pt idx="0">
+                  <c:v>50</c:v>
+                </c:pt>
+                <c:pt idx="1">
+                  <c:v>30</c:v>
+                </c:pt>
+                <c:pt idx="2">
+                  <c:v>20</c:v>
+                </c:pt>
+              </c:numCache>
+            </c:numRef>
+          </c:val>
+        </c:ser>
+        <c:firstSliceAng val="0"/>
+      </c:pie3DChart>
+    </c:plotArea>
+    <c:plotVisOnly val="1"/>
+  </c:chart>
+</c:chartSpace>
+</file>
+
+<file path=word/charts/chart23.xml><?xml version="1.0" encoding="utf-8"?>
+<c:chartSpace xmlns:c="http://schemas.openxmlformats.org/drawingml/2006/chart" xmlns:a="http://schemas.openxmlformats.org/drawingml/2006/main" xmlns:r="http://schemas.openxmlformats.org/officeDocument/2006/relationships">
+  <c:chart>
+    <c:view3D>
+      <c:rotX val="15"/>
+      <c:rotY val="20"/>
+      <c:rAngAx val="0"/>
+      <c:perspective val="0"/>
+      <c:depthPercent val="100"/>
+      <c:hPercent val="50"/>
+    </c:view3D>
+    <c:plotArea>
+      <c:layout>
+        <c:manualLayout>
+          <c:layoutTarget val="inner"/>
+          <c:xMode val="edge"/>
+          <c:yMode val="edge"/>
+          <c:x val="0.2"/>
+          <c:y val="0.1"/>
+          <c:w val="0.6"/>
+          <c:h val="0.55"/>
+        </c:manualLayout>
+      </c:layout>
+      <c:pie3DChart>
+        <c:varyColors val="0"/>
+        <c:ser>
+          <c:idx val="0"/>
+          <c:order val="0"/>
+          <c:tx>
+            <c:strRef>
+              <c:f>Sheet1!$B$1</c:f>
+              <c:strCache>
+                <c:ptCount val="1"/>
+                <c:pt idx="0">
+                  <c:v>S</c:v>
+                </c:pt>
+              </c:strCache>
+            </c:strRef>
+          </c:tx>
+          <c:dPt>
+            <c:idx val="0"/>
+            <c:bubble3D val="0"/>
+            <c:spPr>
+              <a:solidFill>
+                <a:srgbClr val="FF0000"/>
+              </a:solidFill>
+              <a:ln>
+                <a:noFill/>
+              </a:ln>
+            </c:spPr>
+          </c:dPt>
+          <c:dPt>
+            <c:idx val="1"/>
+            <c:bubble3D val="0"/>
+            <c:spPr>
+              <a:solidFill>
+                <a:srgbClr val="0000FF"/>
+              </a:solidFill>
+              <a:ln>
+                <a:noFill/>
+              </a:ln>
+            </c:spPr>
+          </c:dPt>
+          <c:dPt>
+            <c:idx val="2"/>
+            <c:bubble3D val="0"/>
+            <c:spPr>
+              <a:solidFill>
+                <a:srgbClr val="00C000"/>
+              </a:solidFill>
+              <a:ln>
+                <a:noFill/>
+              </a:ln>
+            </c:spPr>
+          </c:dPt>
+          <c:cat>
+            <c:strRef>
+              <c:f>Sheet1!$A$2:$A$4</c:f>
+              <c:strCache>
+                <c:ptCount val="3"/>
+                <c:pt idx="0">
+                  <c:v>A</c:v>
+                </c:pt>
+                <c:pt idx="1">
+                  <c:v>B</c:v>
+                </c:pt>
+                <c:pt idx="2">
+                  <c:v>C</c:v>
+                </c:pt>
+              </c:strCache>
+            </c:strRef>
+          </c:cat>
+          <c:val>
+            <c:numRef>
+              <c:f>Sheet1!$B$2:$B$4</c:f>
+              <c:numCache>
+                <c:formatCode>General</c:formatCode>
+                <c:ptCount val="3"/>
+                <c:pt idx="0">
+                  <c:v>50</c:v>
+                </c:pt>
+                <c:pt idx="1">
+                  <c:v>30</c:v>
+                </c:pt>
+                <c:pt idx="2">
+                  <c:v>20</c:v>
+                </c:pt>
+              </c:numCache>
+            </c:numRef>
+          </c:val>
+        </c:ser>
+        <c:firstSliceAng val="0"/>
+      </c:pie3DChart>
+    </c:plotArea>
+    <c:plotVisOnly val="1"/>
+  </c:chart>
+</c:chartSpace>
+</file>
+
+<file path=word/charts/chart24.xml><?xml version="1.0" encoding="utf-8"?>
+<c:chartSpace xmlns:c="http://schemas.openxmlformats.org/drawingml/2006/chart" xmlns:a="http://schemas.openxmlformats.org/drawingml/2006/main" xmlns:r="http://schemas.openxmlformats.org/officeDocument/2006/relationships">
+  <c:chart>
+    <c:view3D>
+      <c:rotX val="15"/>
+      <c:rotY val="20"/>
+      <c:rAngAx val="0"/>
+      <c:perspective val="0"/>
+      <c:depthPercent val="100"/>
+      <c:hPercent val="100"/>
+    </c:view3D>
+    <c:plotArea>
+      <c:layout>
+        <c:manualLayout>
+          <c:layoutTarget val="inner"/>
+          <c:xMode val="edge"/>
+          <c:yMode val="edge"/>
+          <c:x val="0.2"/>
+          <c:y val="0.1"/>
+          <c:w val="0.6"/>
+          <c:h val="0.55"/>
+        </c:manualLayout>
+      </c:layout>
+      <c:pie3DChart>
+        <c:varyColors val="0"/>
+        <c:ser>
+          <c:idx val="0"/>
+          <c:order val="0"/>
+          <c:tx>
+            <c:strRef>
+              <c:f>Sheet1!$B$1</c:f>
+              <c:strCache>
+                <c:ptCount val="1"/>
+                <c:pt idx="0">
+                  <c:v>S</c:v>
+                </c:pt>
+              </c:strCache>
+            </c:strRef>
+          </c:tx>
+          <c:dPt>
+            <c:idx val="0"/>
+            <c:bubble3D val="0"/>
+            <c:spPr>
+              <a:solidFill>
+                <a:srgbClr val="FF0000"/>
+              </a:solidFill>
+              <a:ln>
+                <a:noFill/>
+              </a:ln>
+            </c:spPr>
+          </c:dPt>
+          <c:dPt>
+            <c:idx val="1"/>
+            <c:bubble3D val="0"/>
+            <c:spPr>
+              <a:solidFill>
+                <a:srgbClr val="0000FF"/>
+              </a:solidFill>
+              <a:ln>
+                <a:noFill/>
+              </a:ln>
+            </c:spPr>
+          </c:dPt>
+          <c:dPt>
+            <c:idx val="2"/>
+            <c:bubble3D val="0"/>
+            <c:spPr>
+              <a:solidFill>
+                <a:srgbClr val="00C000"/>
+              </a:solidFill>
+              <a:ln>
+                <a:noFill/>
+              </a:ln>
+            </c:spPr>
+          </c:dPt>
+          <c:cat>
+            <c:strRef>
+              <c:f>Sheet1!$A$2:$A$4</c:f>
+              <c:strCache>
+                <c:ptCount val="3"/>
+                <c:pt idx="0">
+                  <c:v>A</c:v>
+                </c:pt>
+                <c:pt idx="1">
+                  <c:v>B</c:v>
+                </c:pt>
+                <c:pt idx="2">
+                  <c:v>C</c:v>
+                </c:pt>
+              </c:strCache>
+            </c:strRef>
+          </c:cat>
+          <c:val>
+            <c:numRef>
+              <c:f>Sheet1!$B$2:$B$4</c:f>
+              <c:numCache>
+                <c:formatCode>General</c:formatCode>
+                <c:ptCount val="3"/>
+                <c:pt idx="0">
+                  <c:v>50</c:v>
+                </c:pt>
+                <c:pt idx="1">
+                  <c:v>30</c:v>
+                </c:pt>
+                <c:pt idx="2">
+                  <c:v>20</c:v>
+                </c:pt>
+              </c:numCache>
+            </c:numRef>
+          </c:val>
+        </c:ser>
+        <c:firstSliceAng val="0"/>
+      </c:pie3DChart>
+    </c:plotArea>
+    <c:plotVisOnly val="1"/>
+  </c:chart>
+</c:chartSpace>
+</file>
+
+<file path=word/charts/chart25.xml><?xml version="1.0" encoding="utf-8"?>
+<c:chartSpace xmlns:c="http://schemas.openxmlformats.org/drawingml/2006/chart" xmlns:a="http://schemas.openxmlformats.org/drawingml/2006/main" xmlns:r="http://schemas.openxmlformats.org/officeDocument/2006/relationships">
+  <c:chart>
+    <c:view3D>
+      <c:rotX val="15"/>
+      <c:rotY val="20"/>
+      <c:rAngAx val="0"/>
+      <c:perspective val="0"/>
+      <c:depthPercent val="100"/>
+      <c:hPercent val="150"/>
+    </c:view3D>
+    <c:plotArea>
+      <c:layout>
+        <c:manualLayout>
+          <c:layoutTarget val="inner"/>
+          <c:xMode val="edge"/>
+          <c:yMode val="edge"/>
+          <c:x val="0.2"/>
+          <c:y val="0.1"/>
+          <c:w val="0.6"/>
+          <c:h val="0.55"/>
+        </c:manualLayout>
+      </c:layout>
+      <c:pie3DChart>
+        <c:varyColors val="0"/>
+        <c:ser>
+          <c:idx val="0"/>
+          <c:order val="0"/>
+          <c:tx>
+            <c:strRef>
+              <c:f>Sheet1!$B$1</c:f>
+              <c:strCache>
+                <c:ptCount val="1"/>
+                <c:pt idx="0">
+                  <c:v>S</c:v>
+                </c:pt>
+              </c:strCache>
+            </c:strRef>
+          </c:tx>
+          <c:dPt>
+            <c:idx val="0"/>
+            <c:bubble3D val="0"/>
+            <c:spPr>
+              <a:solidFill>
+                <a:srgbClr val="FF0000"/>
+              </a:solidFill>
+              <a:ln>
+                <a:noFill/>
+              </a:ln>
+            </c:spPr>
+          </c:dPt>
+          <c:dPt>
+            <c:idx val="1"/>
+            <c:bubble3D val="0"/>
+            <c:spPr>
+              <a:solidFill>
+                <a:srgbClr val="0000FF"/>
+              </a:solidFill>
+              <a:ln>
+                <a:noFill/>
+              </a:ln>
+            </c:spPr>
+          </c:dPt>
+          <c:dPt>
+            <c:idx val="2"/>
+            <c:bubble3D val="0"/>
+            <c:spPr>
+              <a:solidFill>
+                <a:srgbClr val="00C000"/>
+              </a:solidFill>
+              <a:ln>
+                <a:noFill/>
+              </a:ln>
+            </c:spPr>
+          </c:dPt>
+          <c:cat>
+            <c:strRef>
+              <c:f>Sheet1!$A$2:$A$4</c:f>
+              <c:strCache>
+                <c:ptCount val="3"/>
+                <c:pt idx="0">
+                  <c:v>A</c:v>
+                </c:pt>
+                <c:pt idx="1">
+                  <c:v>B</c:v>
+                </c:pt>
+                <c:pt idx="2">
+                  <c:v>C</c:v>
+                </c:pt>
+              </c:strCache>
+            </c:strRef>
+          </c:cat>
+          <c:val>
+            <c:numRef>
+              <c:f>Sheet1!$B$2:$B$4</c:f>
+              <c:numCache>
+                <c:formatCode>General</c:formatCode>
+                <c:ptCount val="3"/>
+                <c:pt idx="0">
+                  <c:v>50</c:v>
+                </c:pt>
+                <c:pt idx="1">
+                  <c:v>30</c:v>
+                </c:pt>
+                <c:pt idx="2">
+                  <c:v>20</c:v>
+                </c:pt>
+              </c:numCache>
+            </c:numRef>
+          </c:val>
+        </c:ser>
+        <c:firstSliceAng val="0"/>
+      </c:pie3DChart>
+    </c:plotArea>
+    <c:plotVisOnly val="1"/>
+  </c:chart>
+</c:chartSpace>
+</file>
+
+<file path=word/charts/chart26.xml><?xml version="1.0" encoding="utf-8"?>
+<c:chartSpace xmlns:c="http://schemas.openxmlformats.org/drawingml/2006/chart" xmlns:a="http://schemas.openxmlformats.org/drawingml/2006/main" xmlns:r="http://schemas.openxmlformats.org/officeDocument/2006/relationships">
+  <c:chart>
+    <c:view3D>
+      <c:rotX val="15"/>
+      <c:rotY val="20"/>
+      <c:rAngAx val="0"/>
+      <c:perspective val="0"/>
+      <c:depthPercent val="100"/>
+      <c:hPercent val="200"/>
+    </c:view3D>
+    <c:plotArea>
+      <c:layout>
+        <c:manualLayout>
+          <c:layoutTarget val="inner"/>
+          <c:xMode val="edge"/>
+          <c:yMode val="edge"/>
+          <c:x val="0.2"/>
+          <c:y val="0.1"/>
+          <c:w val="0.6"/>
+          <c:h val="0.55"/>
+        </c:manualLayout>
+      </c:layout>
+      <c:pie3DChart>
+        <c:varyColors val="0"/>
+        <c:ser>
+          <c:idx val="0"/>
+          <c:order val="0"/>
+          <c:tx>
+            <c:strRef>
+              <c:f>Sheet1!$B$1</c:f>
+              <c:strCache>
+                <c:ptCount val="1"/>
+                <c:pt idx="0">
+                  <c:v>S</c:v>
+                </c:pt>
+              </c:strCache>
+            </c:strRef>
+          </c:tx>
+          <c:dPt>
+            <c:idx val="0"/>
+            <c:bubble3D val="0"/>
+            <c:spPr>
+              <a:solidFill>
+                <a:srgbClr val="FF0000"/>
+              </a:solidFill>
+              <a:ln>
+                <a:noFill/>
+              </a:ln>
+            </c:spPr>
+          </c:dPt>
+          <c:dPt>
+            <c:idx val="1"/>
+            <c:bubble3D val="0"/>
             <c:spPr>
               <a:solidFill>
                 <a:srgbClr val="0000FF"/>
